--- a/work/DR/Резюме.docx
+++ b/work/DR/Резюме.docx
@@ -6,36 +6,270 @@
       <w:r>
         <w:t>Резюме</w:t>
       </w:r>
+    </w:p>
+    <w:p>
+      <w:r>
+        <w:t>Слайд 1 от 10</w:t>
+      </w:r>
+    </w:p>
+    <w:p>
+      <w:r>
+        <w:t xml:space="preserve">Слайд 1 — </w:t>
+      </w:r>
+    </w:p>
+    <w:p>
+      <w:r>
+        <w:t>Уважаема г-жо Директор, Уважаема комисия, уважаеми гости.</w:t>
+      </w:r>
+      <w:r>
+        <w:t xml:space="preserve"> </w:t>
+      </w:r>
+      <w:r>
+        <w:t xml:space="preserve">Аз съм </w:t>
+      </w:r>
+      <w:r>
+        <w:t xml:space="preserve">Виктор Василев. </w:t>
+      </w:r>
+      <w:r>
+        <w:t>Темата на моя дипломен проект е „Система за времеизмерване при масо</w:t>
+      </w:r>
+      <w:r>
+        <w:t>ви лекоатлетически състезания".</w:t>
+      </w:r>
+    </w:p>
+    <w:p>
+      <w:r>
+        <w:t>Слайд 2 от 10</w:t>
+      </w:r>
+    </w:p>
+    <w:p>
+      <w:r>
+        <w:t>Слайд 2 — Проблемът</w:t>
+      </w:r>
+    </w:p>
+    <w:p>
+      <w:r>
+        <w:t>Преди да обясня как работи системата, искам да покажа защо тя е необходима.</w:t>
+      </w:r>
+      <w:r>
+        <w:br/>
+      </w:r>
+      <w:r>
+        <w:br/>
+        <w:t>При традиционните методи за организация на масови лекоатлетически прояви се използват хартиени протоколи и ръчно хронометриране. Това носи три сериозни проблема.</w:t>
+      </w:r>
+      <w:r>
+        <w:br/>
+      </w:r>
+      <w:r>
+        <w:br/>
+        <w:t>Първо — рискът от човешка грешка е много висок, особено когато няколко участника финишират едновременно. Второ — ръчното изчисляване на класирането отнема много повече персонал и забавя обявяването на резултатите. И трето — при спорна ситуация е практически невъзможно да се провери кой е направил каква промяна и кога.</w:t>
+      </w:r>
+      <w:r>
+        <w:br/>
+      </w:r>
+      <w:r>
+        <w:br/>
+        <w:t>Именно тези ограничения ме накараха да разработя централизирана система, при която всички операции — включително измерването на времето — се извършват на сървъра и не могат да бъдат манипулирани от клиента.</w:t>
+      </w:r>
+    </w:p>
+    <w:p>
+      <w:r>
+        <w:t>СЪВЕТ ЗА ПРЕДСТАВЯНЕ</w:t>
+      </w:r>
+    </w:p>
+    <w:p>
+      <w:r>
+        <w:t>Говори с убеденост — ти знаеш защо проектът е полезен. Можеш да кажеш „от личен опит" ако си участвал в подобно събитие.</w:t>
+      </w:r>
+    </w:p>
+    <w:p/>
+    <w:p>
+      <w:r>
+        <w:t>Слайд 3 от 10</w:t>
+      </w:r>
+    </w:p>
+    <w:p>
+      <w:r>
+        <w:t>Слайд 3 — Теоретична основа</w:t>
+      </w:r>
+    </w:p>
+    <w:p>
+      <w:r>
+        <w:t>За да разберем как работи системата, трябва да изясним теоретичната основа, върху която е изградена.</w:t>
+      </w:r>
+      <w:r>
+        <w:br/>
+      </w:r>
+      <w:r>
+        <w:br/>
+        <w:t>Системата използва клиент–сървър архитектура — браузърът на оператора е клиентът, а Django приложението е сървърът. Комуникацията между тях се осъществява чрез HTTP протокола, при който клиентът изпраща заявки и получава отговори.</w:t>
+      </w:r>
+      <w:r>
+        <w:br/>
+      </w:r>
+      <w:r>
+        <w:br/>
+        <w:t>REST е архитектурен стил, по който е проектирано API-то на системата — всеки обект като участник или събитие е достъпен като ресурс с уникален адрес.</w:t>
+      </w:r>
+      <w:r>
+        <w:br/>
+      </w:r>
+      <w:r>
+        <w:br/>
+        <w:t>Данните се съхраняват в релационна база данни с ACID гаранции за консистентност.</w:t>
+      </w:r>
+      <w:r>
+        <w:br/>
+      </w:r>
+      <w:r>
+        <w:br/>
+        <w:t xml:space="preserve">Може би най-важната теоретична концепция е централизираното времеизмерване — </w:t>
+      </w:r>
+      <w:r>
+        <w:lastRenderedPageBreak/>
+        <w:t>единственият компонент, определящ официалното време, е сървърът. Клиентът само изпраща сигнал. Така времето не може да бъде манипулирано.</w:t>
+      </w:r>
+    </w:p>
+    <w:p>
+      <w:r>
+        <w:t>СЪВЕТ ЗА ПРЕДСТАВЯНЕ</w:t>
+      </w:r>
+    </w:p>
+    <w:p>
+      <w:r>
+        <w:t>Не е нужно да изреждаш всичко. Спри се малко повече на централизираното времеизмерване — то е най-оригиналното в проекта.</w:t>
+      </w:r>
+    </w:p>
+    <w:p>
+      <w:r>
+        <w:t>Слайд 4 от 10</w:t>
+      </w:r>
+    </w:p>
+    <w:p>
+      <w:r>
+        <w:t>Слайд 4 — Архитектура</w:t>
+      </w:r>
+    </w:p>
+    <w:p>
+      <w:r>
+        <w:t>Системата е логически разделена на три слоя.</w:t>
+      </w:r>
+      <w:r>
+        <w:br/>
+      </w:r>
+      <w:r>
+        <w:br/>
+        <w:t>Първият е представителният слой — това е всичко, което потребителят вижда: HTML страниците, изградени с Django шаблони.</w:t>
+      </w:r>
+      <w:r>
+        <w:br/>
+      </w:r>
+      <w:r>
+        <w:br/>
+        <w:t>Вторият е приложният слой — там се извършва цялата работа. Той приема заявките, проверява правата на достъп, валидира данните и изпълнява бизнес операциите.</w:t>
+      </w:r>
+      <w:r>
+        <w:br/>
+      </w:r>
+      <w:r>
+        <w:br/>
+        <w:t>Третият е слоят за данни — Django ORM, който превежда Python операциите в SQL заявки към базата данни.</w:t>
+      </w:r>
+      <w:r>
+        <w:br/>
+      </w:r>
+      <w:r>
+        <w:br/>
+        <w:t>Ключово архитектурно решение е принципът на нулево доверие към клиента: дори данни, изпратени от легитимния потребителски интерфейс, преминават през пълна проверка на сървъра. Системата никога не приема за даденост, че клиентът е изпратил коректни данни.</w:t>
+      </w:r>
+    </w:p>
+    <w:p>
+      <w:r>
+        <w:t>СЪВЕТ ЗА ПРЕДСТАВЯНЕ</w:t>
+      </w:r>
+    </w:p>
+    <w:p>
+      <w:r>
+        <w:t>Можеш да посочиш слайда и да кажеш „тук виждате трите слоя". Визуалният контакт с презентацията помага.</w:t>
+      </w:r>
+    </w:p>
+    <w:p>
+      <w:r>
+        <w:t>Базата данни се състои от 3 основни таблици.</w:t>
+      </w:r>
+    </w:p>
+    <w:p>
+      <w:r>
+        <w:t>Таблицата main_competition пази информацията за самото събитие — неговото наименование, текущото му съдържание и най-важното — официалния стартов момент.</w:t>
+      </w:r>
+    </w:p>
+    <w:p>
+      <w:r>
+        <w:t>Таблицата main_group съдържа категориите, в които се разпределят участниците — например деца, ученици или ветерани.</w:t>
+      </w:r>
+    </w:p>
+    <w:p>
+      <w:r>
+        <w:t>Таблицата main_athlete е основната оперативна таблица — там се записват данните на всеки участник, неговият стартов номер, категория, статус и резултатно время.</w:t>
+      </w:r>
+    </w:p>
+    <w:p>
+      <w:r>
+        <w:t>При проектирането съм следвал третата нормална форма, за да избегна дублиране на данни. Използвал съм и стратегията on_delete=PROTECT, която предотвратява случайно изтриване на записи с активни зависимости.</w:t>
+      </w:r>
+    </w:p>
+    <w:p/>
+    <w:p>
+      <w:r>
+        <w:t>Слайд 6 от 10</w:t>
+      </w:r>
+    </w:p>
+    <w:p>
+      <w:r>
+        <w:t>Слайд 6 — Краен автомат</w:t>
+      </w:r>
+    </w:p>
+    <w:p>
+      <w:r>
+        <w:t>Системата управлява жизнения цикъл на събитието и участниците по модела на крайния автомат.</w:t>
+      </w:r>
+      <w:r>
+        <w:br/>
+      </w:r>
+      <w:r>
+        <w:lastRenderedPageBreak/>
+        <w:br/>
+        <w:t>Събитието може да се намира в три съдържания: CREATED — подготовка, STARTED — активно, и FINISHED — приключено. Преходите между тях са строго еднопосочни.</w:t>
+      </w:r>
+      <w:r>
+        <w:br/>
+      </w:r>
+      <w:r>
+        <w:br/>
+        <w:t>Участникът може да е в едно от четири съдържания: REGISTERED след регистрация, FINISHED след финиш, DQ ако е дисквалифициран, и NS ако не е стартирал.</w:t>
+      </w:r>
+      <w:r>
+        <w:br/>
+      </w:r>
+      <w:r>
+        <w:br/>
+        <w:t>Ключовото е, че системата проверява допустимостта на всеки преход преди да го изпълни. Например — не</w:t>
+      </w:r>
+      <w:r>
+        <w:t xml:space="preserve"> може да се запише финишно време</w:t>
+      </w:r>
       <w:bookmarkStart w:id="0" w:name="_GoBack"/>
       <w:bookmarkEnd w:id="0"/>
-    </w:p>
-    <w:p>
-      <w:r>
-        <w:t>Слайд 1 от 10</w:t>
-      </w:r>
-    </w:p>
-    <w:p>
-      <w:r>
-        <w:t>Слайд 1 — Тема и цел</w:t>
-      </w:r>
-    </w:p>
-    <w:p>
-      <w:r>
-        <w:t>Добър ден. Казвам се [твоето име] и съм ученик в дванадесети клас на ПГЕЕ — гр. Банско. Темата на моя дипломен проект е „Система за времеизмерване при масови лекоатлетически състезания".</w:t>
-      </w:r>
-      <w:r>
-        <w:br/>
-      </w:r>
-      <w:r>
-        <w:br/>
-        <w:t>Целта на проекта е да разработя уеб базирана система, която автоматизира три основни процеса при провеждане на масови лекоатлетически прояви: регистрацията на участниците, измерването на времето и формирането на класирането.</w:t>
-      </w:r>
-      <w:r>
-        <w:br/>
-      </w:r>
-      <w:r>
-        <w:br/>
-        <w:t>Системата е изградена с програмния език Python и Django framework, следва клиент–сървър архитектура и е разработена в съответствие с индивидуалното задание, издадено със Заповед № РД-08-230 от 18 декември 2025 година.</w:t>
+      <w:r>
+        <w:t>, ако събитието все още не е стартирало. При невалидна заявка сървърът връща грешка и отказва операцията.</w:t>
+      </w:r>
+      <w:r>
+        <w:br/>
+      </w:r>
+      <w:r>
+        <w:br/>
+        <w:t>Това гарантира, че данните винаги остават в логически коректно съдържание.</w:t>
       </w:r>
     </w:p>
     <w:p>
@@ -45,366 +279,134 @@
     </w:p>
     <w:p>
       <w:r>
-        <w:t>Говори бавно и ясно. Гледай към комисията, не към екрана. Усмихни се — започваш добре.</w:t>
+        <w:t>Крайният автомат е силна концепция — изговори го с увереност. Можеш да добавиш: „Това е стандартен подход в промишлен софтуер."</w:t>
       </w:r>
     </w:p>
     <w:p/>
     <w:p>
       <w:r>
-        <w:t>Слайд 2 от 10</w:t>
-      </w:r>
-    </w:p>
-    <w:p>
-      <w:r>
-        <w:t>Слайд 2 — Проблемът</w:t>
-      </w:r>
-    </w:p>
-    <w:p>
-      <w:r>
-        <w:t>Преди да обясня как работи системата, искам да покажа защо тя е необходима.</w:t>
-      </w:r>
-      <w:r>
-        <w:br/>
-      </w:r>
-      <w:r>
-        <w:br/>
-        <w:t>При традиционните методи за организация на масови лекоатлетически прояви се използват хартиени протоколи и ръчно хронометриране. Това носи три сериозни проблема.</w:t>
-      </w:r>
-      <w:r>
-        <w:br/>
-      </w:r>
-      <w:r>
-        <w:br/>
-        <w:t>Първо — рискът от човешка грешка е много висок, особено когато няколко участника финишират едновременно. Второ — ръчното изчисляване на класирането отнема много повече персонал и забавя обявяването на резултатите. И трето — при спорна ситуация е практически невъзможно да се провери кой е направил каква промяна и кога.</w:t>
-      </w:r>
-      <w:r>
-        <w:br/>
-      </w:r>
-      <w:r>
-        <w:br/>
-        <w:t>Именно тези ограничения ме накараха да разработя централизирана система, при която всички операции — включително измерването на времето — се извършват на сървъра и не могат да бъдат манипулирани от клиента.</w:t>
-      </w:r>
-    </w:p>
-    <w:p>
-      <w:r>
-        <w:t>СЪВЕТ ЗА ПРЕДСТАВЯНЕ</w:t>
-      </w:r>
-    </w:p>
-    <w:p>
-      <w:r>
-        <w:t>Говори с убеденост — ти знаеш защо проектът е полезен. Можеш да кажеш „от личен опит" ако си участвал в подобно събитие.</w:t>
+        <w:t>Слайд 7 от 10</w:t>
+      </w:r>
+    </w:p>
+    <w:p>
+      <w:r>
+        <w:t>Слайд 7 — Алгоритми</w:t>
+      </w:r>
+    </w:p>
+    <w:p>
+      <w:r>
+        <w:t>Нека обясня как работи най-важният алгоритъм — отчитането на финиш.</w:t>
+      </w:r>
+      <w:r>
+        <w:br/>
+      </w:r>
+      <w:r>
+        <w:br/>
+        <w:t>Когато участник прекоси финалната линия, операторът натиска бутон в интерфейса. Браузърът изпраща HTTP заявка до сървъра. Сървърът като абсолютно първа операция — преди каквито и да е проверки — захваща текущото UTC сървърно время. Това е официалният момент на финиша. След това изчислява резултатното время като разлика между финишния момент и стартовия момент.</w:t>
+      </w:r>
+      <w:r>
+        <w:br/>
+      </w:r>
+      <w:r>
+        <w:br/>
+        <w:t>Клиентът не участва в изчислението по никакъв начин — той само изпраща сигнала.</w:t>
+      </w:r>
+      <w:r>
+        <w:br/>
+      </w:r>
+      <w:r>
+        <w:br/>
+        <w:t>Класирането се генерира динамично при всяко извличане — участниците се сортират по резултатно время, а при равенство — по реда на пристигане. Използвам транзакционно записване, което гарантира, че при грешка данните не остават в непълно съдържание.</w:t>
       </w:r>
     </w:p>
     <w:p/>
     <w:p>
       <w:r>
-        <w:t>Слайд 3 от 10</w:t>
-      </w:r>
-    </w:p>
-    <w:p>
-      <w:r>
-        <w:t>Слайд 3 — Теоретична основа</w:t>
-      </w:r>
-    </w:p>
-    <w:p>
-      <w:r>
-        <w:t>За да разберем как работи системата, трябва да изясним теоретичната основа, върху която е изградена.</w:t>
-      </w:r>
-      <w:r>
-        <w:br/>
+        <w:t>Слайд 8 от 10</w:t>
+      </w:r>
+    </w:p>
+    <w:p>
+      <w:r>
+        <w:t>Слайд 8 — Сигурност</w:t>
+      </w:r>
+    </w:p>
+    <w:p>
+      <w:r>
+        <w:t>Сигурността е разработена съгласно препоръките на организацията OWASP, която поддържа списък на най-критичните уязвимости в уеб приложенията.</w:t>
+      </w:r>
+      <w:r>
+        <w:br/>
+      </w:r>
+      <w:r>
+        <w:br/>
+        <w:t>Защитата срещу SQL инжекции е постигната чрез изключителното използване на Django ORM — никога не конкатенирам потребителски данни директно в SQL заявка.</w:t>
+      </w:r>
+      <w:r>
+        <w:br/>
+      </w:r>
+      <w:r>
+        <w:br/>
+        <w:t xml:space="preserve">Защитата срещу CSRF атаки е осигурена от вградения механизъм на Django с CSRF токени — всяка модифицираща заявка трябва да съдържа валиден токен, който злонамерена страница </w:t>
       </w:r>
       <w:r>
         <w:lastRenderedPageBreak/>
-        <w:br/>
-        <w:t>Системата използва клиент–сървър архитектура — браузърът на оператора е клиентът, а Django приложението е сървърът. Комуникацията между тях се осъществява чрез HTTP протокола, при който клиентът изпраща заявки и получава отговори.</w:t>
-      </w:r>
-      <w:r>
-        <w:br/>
-      </w:r>
-      <w:r>
-        <w:br/>
-        <w:t>REST е архитектурен стил, по който е проектирано API-то на системата — всеки обект като участник или събитие е достъпен като ресурс с уникален адрес.</w:t>
-      </w:r>
-      <w:r>
-        <w:br/>
-      </w:r>
-      <w:r>
-        <w:br/>
-        <w:t>Данните се съхраняват в релационна база данни с ACID гаранции за консистентност.</w:t>
-      </w:r>
-      <w:r>
-        <w:br/>
-      </w:r>
-      <w:r>
-        <w:br/>
-        <w:t>Може би най-важната теоретична концепция е централизираното времеизмерване — единственият компонент, определящ официалното време, е сървърът. Клиентът само изпраща сигнал. Така времето не може да бъде манипулирано.</w:t>
-      </w:r>
-    </w:p>
-    <w:p>
-      <w:r>
-        <w:t>СЪВЕТ ЗА ПРЕДСТАВЯНЕ</w:t>
-      </w:r>
-    </w:p>
-    <w:p>
-      <w:r>
-        <w:t>Не е нужно да изреждаш всичко. Спри се малко повече на централизираното времеизмерване — то е най-оригиналното в проекта.</w:t>
-      </w:r>
-    </w:p>
-    <w:p>
-      <w:r>
-        <w:t>Слайд 4 от 10</w:t>
-      </w:r>
-    </w:p>
-    <w:p>
-      <w:r>
-        <w:t>Слайд 4 — Архитектура</w:t>
-      </w:r>
-    </w:p>
-    <w:p>
-      <w:r>
-        <w:t>Системата е логически разделена на три слоя.</w:t>
-      </w:r>
-      <w:r>
-        <w:br/>
-      </w:r>
-      <w:r>
-        <w:br/>
-        <w:t>Първият е представителният слой — това е всичко, което потребителят вижда: HTML страниците, изградени с Django шаблони.</w:t>
-      </w:r>
-      <w:r>
-        <w:br/>
-      </w:r>
-      <w:r>
-        <w:br/>
-        <w:t>Вторият е приложният слой — там се извършва цялата работа. Той приема заявките, проверява правата на достъп, валидира данните и изпълнява бизнес операциите.</w:t>
-      </w:r>
-      <w:r>
-        <w:br/>
-      </w:r>
-      <w:r>
-        <w:br/>
-        <w:t>Третият е слоят за данни — Django ORM, който превежда Python операциите в SQL заявки към базата данни.</w:t>
-      </w:r>
-      <w:r>
-        <w:br/>
-      </w:r>
-      <w:r>
-        <w:br/>
-        <w:t>Ключово архитектурно решение е принципът на нулево доверие към клиента: дори данни, изпратени от легитимния потребителски интерфейс, преминават през пълна проверка на сървъра. Системата никога не приема за даденост, че клиентът е изпратил коректни данни.</w:t>
-      </w:r>
-    </w:p>
-    <w:p>
-      <w:r>
-        <w:t>СЪВЕТ ЗА ПРЕДСТАВЯНЕ</w:t>
-      </w:r>
-    </w:p>
-    <w:p>
-      <w:r>
-        <w:t>Можеш да посочиш слайда и да кажеш „тук виждате трите слоя". Визуалният контакт с презентацията помага.</w:t>
-      </w:r>
-    </w:p>
-    <w:p>
-      <w:r>
-        <w:t>Базата данни се състои от 3 основни таблици.</w:t>
-      </w:r>
-    </w:p>
-    <w:p>
-      <w:r>
-        <w:t>Таблицата main_competition пази информацията за самото събитие — неговото наименование, текущото му съдържание и най-важното — официалния стартов момент.</w:t>
-      </w:r>
-    </w:p>
-    <w:p>
-      <w:r>
-        <w:t>Таблицата main_group съдържа категориите, в които се разпределят участниците — например деца, ученици или ветерани.</w:t>
-      </w:r>
-    </w:p>
-    <w:p>
-      <w:r>
-        <w:t>Таблицата main_athlete е основната оперативна таблица — там се записват данните на всеки участник, неговият стартов номер, категория, статус и резултатно время.</w:t>
-      </w:r>
-    </w:p>
-    <w:p>
-      <w:r>
-        <w:lastRenderedPageBreak/>
-        <w:t>При проектирането съм следвал третата нормална форма, за да избегна дублиране на данни. Използвал съм и стратегията on_delete=PROTECT, която предотвратява случайно изтриване на записи с активни зависимости.</w:t>
+        <w:t>не може да знае.</w:t>
+      </w:r>
+      <w:r>
+        <w:br/>
+      </w:r>
+      <w:r>
+        <w:br/>
+        <w:t>Системата прилага принципа на защитата в дълбочина — всяка заявка преминава последователно през HTTP проверка, аутентикация, валидиране от сериализатора, проверка на бизнес логиката и накрая ограниченията на базата данни.</w:t>
+      </w:r>
+      <w:r>
+        <w:br/>
+      </w:r>
+      <w:r>
+        <w:br/>
+        <w:t>Дефинирани са две роли: администратор с пълен достъп и оператор с ограничени права.</w:t>
       </w:r>
     </w:p>
     <w:p/>
     <w:p>
       <w:r>
-        <w:t>Слайд 6 от 10</w:t>
-      </w:r>
-    </w:p>
-    <w:p>
-      <w:r>
-        <w:t>Слайд 6 — Краен автомат</w:t>
-      </w:r>
-    </w:p>
-    <w:p>
-      <w:r>
-        <w:t>Системата управлява жизнения цикъл на събитието и участниците по модела на крайния автомат.</w:t>
-      </w:r>
-      <w:r>
-        <w:br/>
-      </w:r>
-      <w:r>
-        <w:br/>
-        <w:t>Събитието може да се намира в три съдържания: CREATED — подготовка, STARTED — активно, и FINISHED — приключено. Преходите между тях са строго еднопосочни.</w:t>
-      </w:r>
-      <w:r>
-        <w:br/>
-      </w:r>
-      <w:r>
-        <w:br/>
-        <w:t>Участникът може да е в едно от четири съдържания: REGISTERED след регистрация, FINISHED след финиш, DQ ако е дисквалифициран, и NS ако не е стартирал.</w:t>
-      </w:r>
-      <w:r>
-        <w:br/>
-      </w:r>
-      <w:r>
-        <w:br/>
-        <w:t>Ключовото е, че системата проверява допустимостта на всеки преход преди да го изпълни. Например — не може да се запише финишно время, ако събитието все още не е стартирало. При невалидна заявка сървърът връща грешка и отказва операцията.</w:t>
-      </w:r>
-      <w:r>
-        <w:br/>
-      </w:r>
-      <w:r>
-        <w:br/>
-        <w:t>Това гарантира, че данните винаги остават в логически коректно съдържание.</w:t>
-      </w:r>
-    </w:p>
-    <w:p>
-      <w:r>
-        <w:t>СЪВЕТ ЗА ПРЕДСТАВЯНЕ</w:t>
-      </w:r>
-    </w:p>
-    <w:p>
-      <w:r>
-        <w:t>Крайният автомат е силна концепция — изговори го с увереност. Можеш да добавиш: „Това е стандартен подход в промишлен софтуер."</w:t>
+        <w:t>Слайд 9 от 10</w:t>
+      </w:r>
+    </w:p>
+    <w:p>
+      <w:r>
+        <w:t>Слайд 9 — Реализация и тестване</w:t>
+      </w:r>
+    </w:p>
+    <w:p>
+      <w:r>
+        <w:t>Системата е разработена с Python и Django framework, като за интегрирана среда за програмиране съм използвал PyCharm. За база данни при разработката използвах SQLite, а системата е проектирана да работи и с MySQL в продукционна среда.</w:t>
+      </w:r>
+      <w:r>
+        <w:br/>
+      </w:r>
+      <w:r>
+        <w:br/>
+        <w:t>Проектът следва стандартната структура на Django приложение — models.py за структурата на данните, views.py за бизнес логиката, serializers.py за валидирането и urls.py за маршрутизацията.</w:t>
+      </w:r>
+      <w:r>
+        <w:br/>
+      </w:r>
+      <w:r>
+        <w:br/>
+        <w:t>Административният панел на Django дава пълен контрол върху данните без необходимост от директен достъп до базата данни.</w:t>
+      </w:r>
+      <w:r>
+        <w:br/>
+      </w:r>
+      <w:r>
+        <w:br/>
+        <w:t>Системата е тествана практически в реална работна ситуация — регистрирани са множество участници, стартирано е събитие, маркирани са финишни времена и е проверено правилното генериране на класирането. Резултатите потвърдиха, че системата работи стабилно и коректно.</w:t>
       </w:r>
     </w:p>
     <w:p/>
     <w:p>
       <w:r>
-        <w:t>Слайд 7 от 10</w:t>
-      </w:r>
-    </w:p>
-    <w:p>
-      <w:r>
-        <w:t>Слайд 7 — Алгоритми</w:t>
-      </w:r>
-    </w:p>
-    <w:p>
-      <w:r>
-        <w:t>Нека обясня как работи най-важният алгоритъм — отчитането на финиш.</w:t>
-      </w:r>
-      <w:r>
-        <w:br/>
-      </w:r>
-      <w:r>
-        <w:br/>
-        <w:t>Когато участник прекоси финалната линия, операторът натиска бутон в интерфейса. Браузърът изпраща HTTP заявка до сървъра. Сървърът като абсолютно първа операция — преди каквито и да е проверки — захваща текущото UTC сървърно время. Това е официалният момент на финиша. След това изчислява резултатното время като разлика между финишния момент и стартовия момент.</w:t>
-      </w:r>
-      <w:r>
-        <w:br/>
-      </w:r>
-      <w:r>
-        <w:br/>
-        <w:t>Клиентът не участва в изчислението по никакъв начин — той само изпраща сигнала.</w:t>
-      </w:r>
-      <w:r>
-        <w:br/>
-      </w:r>
-      <w:r>
-        <w:br/>
-        <w:t>Класирането се генерира динамично при всяко извличане — участниците се сортират по резултатно время, а при равенство — по реда на пристигане. Използвам транзакционно записване, което гарантира, че при грешка данните не остават в непълно съдържание.</w:t>
-      </w:r>
-    </w:p>
-    <w:p/>
-    <w:p>
-      <w:r>
-        <w:t>Слайд 8 от 10</w:t>
-      </w:r>
-    </w:p>
-    <w:p>
-      <w:r>
-        <w:lastRenderedPageBreak/>
-        <w:t>Слайд 8 — Сигурност</w:t>
-      </w:r>
-    </w:p>
-    <w:p>
-      <w:r>
-        <w:t>Сигурността е разработена съгласно препоръките на организацията OWASP, която поддържа списък на най-критичните уязвимости в уеб приложенията.</w:t>
-      </w:r>
-      <w:r>
-        <w:br/>
-      </w:r>
-      <w:r>
-        <w:br/>
-        <w:t>Защитата срещу SQL инжекции е постигната чрез изключителното използване на Django ORM — никога не конкатенирам потребителски данни директно в SQL заявка.</w:t>
-      </w:r>
-      <w:r>
-        <w:br/>
-      </w:r>
-      <w:r>
-        <w:br/>
-        <w:t>Защитата срещу CSRF атаки е осигурена от вградения механизъм на Django с CSRF токени — всяка модифицираща заявка трябва да съдържа валиден токен, който злонамерена страница не може да знае.</w:t>
-      </w:r>
-      <w:r>
-        <w:br/>
-      </w:r>
-      <w:r>
-        <w:br/>
-        <w:t>Системата прилага принципа на защитата в дълбочина — всяка заявка преминава последователно през HTTP проверка, аутентикация, валидиране от сериализатора, проверка на бизнес логиката и накрая ограниченията на базата данни.</w:t>
-      </w:r>
-      <w:r>
-        <w:br/>
-      </w:r>
-      <w:r>
-        <w:br/>
-        <w:t>Дефинирани са две роли: администратор с пълен достъп и оператор с ограничени права.</w:t>
-      </w:r>
-    </w:p>
-    <w:p/>
-    <w:p>
-      <w:r>
-        <w:t>Слайд 9 от 10</w:t>
-      </w:r>
-    </w:p>
-    <w:p>
-      <w:r>
-        <w:t>Слайд 9 — Реализация и тестване</w:t>
-      </w:r>
-    </w:p>
-    <w:p>
-      <w:r>
-        <w:t>Системата е разработена с Python и Django framework, като за интегрирана среда за програмиране съм използвал PyCharm. За база данни при разработката използвах SQLite, а системата е проектирана да работи и с MySQL в продукционна среда.</w:t>
-      </w:r>
-      <w:r>
-        <w:br/>
-      </w:r>
-      <w:r>
-        <w:br/>
-        <w:t>Проектът следва стандартната структура на Django приложение — models.py за структурата на данните, views.py за бизнес логиката, serializers.py за валидирането и urls.py за маршрутизацията.</w:t>
-      </w:r>
-      <w:r>
-        <w:br/>
-      </w:r>
-      <w:r>
-        <w:br/>
-        <w:t>Административният панел на Django дава пълен контрол върху данните без необходимост от директен достъп до базата данни.</w:t>
-      </w:r>
-      <w:r>
-        <w:br/>
-      </w:r>
-      <w:r>
-        <w:br/>
-        <w:t>Системата е тествана практически в реална работна ситуация — регистрирани са множество участници, стартирано е събитие, маркирани са финишни времена и е проверено правилното генериране на класирането. Резултатите потвърдиха, че системата работи стабилно и коректно.</w:t>
-      </w:r>
-    </w:p>
-    <w:p/>
-    <w:p>
-      <w:r>
         <w:t>Слайд 10 от 10</w:t>
       </w:r>
     </w:p>
@@ -429,9 +431,6 @@
       </w:r>
       <w:r>
         <w:br/>
-      </w:r>
-      <w:r>
-        <w:lastRenderedPageBreak/>
         <w:t>Системата има потенциал за реално приложение при организирането на лекоатлетически прояви, а архитектурата позволява бъдещо разширяване — например интеграция с хардуерни детектори за автоматично отчитане на финиш или генериране на PDF протоколи.</w:t>
       </w:r>
       <w:r>
@@ -880,6 +879,19 @@
     <w:semiHidden/>
     <w:unhideWhenUsed/>
   </w:style>
+  <w:style w:type="paragraph" w:styleId="NormalWeb">
+    <w:name w:val="Normal (Web)"/>
+    <w:basedOn w:val="Normal"/>
+    <w:uiPriority w:val="99"/>
+    <w:semiHidden/>
+    <w:unhideWhenUsed/>
+    <w:rsid w:val="00E537C1"/>
+    <w:rPr>
+      <w:rFonts w:ascii="Times New Roman" w:hAnsi="Times New Roman" w:cs="Times New Roman"/>
+      <w:sz w:val="24"/>
+      <w:szCs w:val="24"/>
+    </w:rPr>
+  </w:style>
 </w:styles>
 </file>
 

--- a/work/DR/Резюме.docx
+++ b/work/DR/Резюме.docx
@@ -56,7 +56,13 @@
       </w:r>
       <w:r>
         <w:br/>
-        <w:t>При традиционните методи за организация на масови лекоатлетически прояви се използват хартиени протоколи и ръчно хронометриране. Това носи три сериозни проблема.</w:t>
+        <w:t>При традиционните методи за организация на масови лекоатлетически прояви</w:t>
+      </w:r>
+      <w:r>
+        <w:t>,</w:t>
+      </w:r>
+      <w:r>
+        <w:t xml:space="preserve"> се използват хартиени протоколи и ръчно хронометриране. Това носи три сериозни проблема.</w:t>
       </w:r>
       <w:r>
         <w:br/>
@@ -75,60 +81,181 @@
     </w:p>
     <w:p>
       <w:r>
+        <w:t>Слайд 3 от 10</w:t>
+      </w:r>
+    </w:p>
+    <w:p>
+      <w:r>
+        <w:t>Слайд 3 — Теоретична основа</w:t>
+      </w:r>
+    </w:p>
+    <w:p>
+      <w:r>
+        <w:t>За да разберем как работи системата, трябва да изясним теоретичната основа, върху която е изградена.</w:t>
+      </w:r>
+      <w:r>
+        <w:br/>
+      </w:r>
+      <w:r>
+        <w:br/>
+        <w:t>Системата използва клиент–сървър архитектура — браузърът на оператора е клиентът, а Django приложението е сървърът. Комуникацията между тях се осъществява чрез HTTP протокола, при който клиентът изпраща заявки и получава отговори.</w:t>
+      </w:r>
+      <w:r>
+        <w:br/>
+      </w:r>
+      <w:r>
+        <w:br/>
+        <w:t>REST е архитектурен сти</w:t>
+      </w:r>
+      <w:r>
+        <w:t>л, по който е проектирано API-я</w:t>
+      </w:r>
+      <w:r>
+        <w:t xml:space="preserve"> на системата — всеки обект като участник или събитие е достъпен като ресурс с уникален адрес.</w:t>
+      </w:r>
+      <w:r>
+        <w:br/>
+      </w:r>
+      <w:r>
+        <w:br/>
+        <w:t>Данните се съхраняват в релационна база данни с ACID гаранции за консистентност.</w:t>
+      </w:r>
+      <w:r>
+        <w:br/>
+      </w:r>
+      <w:r>
+        <w:br/>
+        <w:t>Може би най-важната теоретична концепция е централизираното времеизмерване — единственият компонент, определящ официалното време, е сървърът. Клиентът само изпраща сигнал. Така времето не може да бъде манипулирано.</w:t>
+      </w:r>
+    </w:p>
+    <w:p>
+      <w:r>
+        <w:t>Слайд 4 от 10</w:t>
+      </w:r>
+    </w:p>
+    <w:p>
+      <w:r>
+        <w:t>Слайд 4 — Архитектура</w:t>
+      </w:r>
+    </w:p>
+    <w:p>
+      <w:r>
+        <w:lastRenderedPageBreak/>
+        <w:t>Системата е логически разделена на три слоя.</w:t>
+      </w:r>
+      <w:r>
+        <w:br/>
+      </w:r>
+      <w:r>
+        <w:br/>
+        <w:t>Първият е представителният слой — това е всичко, което потребителят вижда: HTML страниците, изградени с Django шаблони.</w:t>
+      </w:r>
+      <w:r>
+        <w:br/>
+      </w:r>
+      <w:r>
+        <w:br/>
+        <w:t>Вторият е приложният слой — там се извършва цялата работа. Той приема заявките, проверява правата на достъп, валидира данните и изпълнява бизнес операциите.</w:t>
+      </w:r>
+      <w:r>
+        <w:br/>
+      </w:r>
+      <w:r>
+        <w:br/>
+        <w:t>Третият е слоят за данни — Django ORM, който превежда Python операциите в SQL заявки към базата данни.</w:t>
+      </w:r>
+      <w:r>
+        <w:br/>
+      </w:r>
+      <w:r>
+        <w:br/>
+        <w:t>Ключово архитектурно решение е принципът на нулево доверие към клиента: дори данни, изпратени от легитимния потребителски интерфейс, преминават през пълна проверка на сървъра. Системата никога не приема за даденост, че клиентът е изпратил коректни данни.</w:t>
+      </w:r>
+    </w:p>
+    <w:p>
+      <w:r>
         <w:t>СЪВЕТ ЗА ПРЕДСТАВЯНЕ</w:t>
       </w:r>
     </w:p>
     <w:p>
       <w:r>
-        <w:t>Говори с убеденост — ти знаеш защо проектът е полезен. Можеш да кажеш „от личен опит" ако си участвал в подобно събитие.</w:t>
+        <w:t>Можеш да посочиш слайда и да кажеш „тук виждате трите слоя". Визуалният контакт с презентацията помага.</w:t>
+      </w:r>
+    </w:p>
+    <w:p>
+      <w:r>
+        <w:t>Базата данни се състои от 3 основни таблици.</w:t>
+      </w:r>
+    </w:p>
+    <w:p>
+      <w:r>
+        <w:t>Таблицата main_competition пази информацията за самото събитие — неговото наименование, текущото му съдържание и най-важното — официалния стартов момент.</w:t>
+      </w:r>
+    </w:p>
+    <w:p>
+      <w:r>
+        <w:t>Таблицата main_group съдържа категориите, в които се разпределят участниците — например деца, ученици или ветерани.</w:t>
+      </w:r>
+    </w:p>
+    <w:p>
+      <w:r>
+        <w:t>Таблицата main_athlete е основната оперативна таблица — там се записват данните на всеки участник, неговият стартов номер, категория, статус и резултатно время.</w:t>
+      </w:r>
+    </w:p>
+    <w:p>
+      <w:r>
+        <w:t>При проектирането съм следвал третата нормална форма, за да избегна дублиране на данни. Използвал съм и стратегията on_delete=PROTECT, която предотвратява случайно изтриване на записи с активни зависимости.</w:t>
       </w:r>
     </w:p>
     <w:p/>
     <w:p>
       <w:r>
-        <w:t>Слайд 3 от 10</w:t>
-      </w:r>
-    </w:p>
-    <w:p>
-      <w:r>
-        <w:t>Слайд 3 — Теоретична основа</w:t>
-      </w:r>
-    </w:p>
-    <w:p>
-      <w:r>
-        <w:t>За да разберем как работи системата, трябва да изясним теоретичната основа, върху която е изградена.</w:t>
-      </w:r>
-      <w:r>
-        <w:br/>
-      </w:r>
-      <w:r>
-        <w:br/>
-        <w:t>Системата използва клиент–сървър архитектура — браузърът на оператора е клиентът, а Django приложението е сървърът. Комуникацията между тях се осъществява чрез HTTP протокола, при който клиентът изпраща заявки и получава отговори.</w:t>
-      </w:r>
-      <w:r>
-        <w:br/>
-      </w:r>
-      <w:r>
-        <w:br/>
-        <w:t>REST е архитектурен стил, по който е проектирано API-то на системата — всеки обект като участник или събитие е достъпен като ресурс с уникален адрес.</w:t>
-      </w:r>
-      <w:r>
-        <w:br/>
-      </w:r>
-      <w:r>
-        <w:br/>
-        <w:t>Данните се съхраняват в релационна база данни с ACID гаранции за консистентност.</w:t>
-      </w:r>
-      <w:r>
-        <w:br/>
-      </w:r>
-      <w:r>
-        <w:br/>
-        <w:t xml:space="preserve">Може би най-важната теоретична концепция е централизираното времеизмерване — </w:t>
+        <w:t>Слайд 6 от 10</w:t>
+      </w:r>
+    </w:p>
+    <w:p>
+      <w:r>
+        <w:t>Слайд 6 — Краен автомат</w:t>
+      </w:r>
+    </w:p>
+    <w:p>
+      <w:r>
+        <w:t>Системата управлява жизнения цикъл на събитието и участниците по модела на крайния автомат.</w:t>
+      </w:r>
+      <w:r>
+        <w:br/>
+      </w:r>
+      <w:r>
+        <w:br/>
+        <w:t>Събитието може да се намира в три съдържания: CREATED — подготовка, STARTED — активно, и FINISHED — приключено. Преходите между тях са строго еднопосочни.</w:t>
+      </w:r>
+      <w:r>
+        <w:br/>
+      </w:r>
+      <w:r>
+        <w:br/>
+        <w:t>Участникът може да е в едно от четири съдържания: REGISTERED след регистрация, FINISHED след финиш, DQ ако е дисквалифициран, и NS ако не е стартирал.</w:t>
+      </w:r>
+      <w:r>
+        <w:br/>
+      </w:r>
+      <w:r>
+        <w:br/>
+        <w:t>Ключовото е, че системата проверява допустимостта на всеки преход преди да го изпълни. Например — не</w:t>
+      </w:r>
+      <w:r>
+        <w:t xml:space="preserve"> може да се запише финишно време</w:t>
+      </w:r>
+      <w:r>
+        <w:t>, ако събитието все още не е стартирало. При невалидна заявка сървърът връща грешка и отказва операцията.</w:t>
+      </w:r>
+      <w:r>
+        <w:br/>
       </w:r>
       <w:r>
         <w:lastRenderedPageBreak/>
-        <w:t>единственият компонент, определящ официалното време, е сървърът. Клиентът само изпраща сигнал. Така времето не може да бъде манипулирано.</w:t>
+        <w:br/>
+        <w:t>Това гарантира, че данните винаги остават в логически коректно съдържание.</w:t>
       </w:r>
     </w:p>
     <w:p>
@@ -138,314 +265,205 @@
     </w:p>
     <w:p>
       <w:r>
-        <w:t>Не е нужно да изреждаш всичко. Спри се малко повече на централизираното времеизмерване — то е най-оригиналното в проекта.</w:t>
-      </w:r>
-    </w:p>
-    <w:p>
-      <w:r>
-        <w:t>Слайд 4 от 10</w:t>
-      </w:r>
-    </w:p>
-    <w:p>
-      <w:r>
-        <w:t>Слайд 4 — Архитектура</w:t>
-      </w:r>
-    </w:p>
-    <w:p>
-      <w:r>
-        <w:t>Системата е логически разделена на три слоя.</w:t>
-      </w:r>
-      <w:r>
-        <w:br/>
-      </w:r>
-      <w:r>
-        <w:br/>
-        <w:t>Първият е представителният слой — това е всичко, което потребителят вижда: HTML страниците, изградени с Django шаблони.</w:t>
-      </w:r>
-      <w:r>
-        <w:br/>
-      </w:r>
-      <w:r>
-        <w:br/>
-        <w:t>Вторият е приложният слой — там се извършва цялата работа. Той приема заявките, проверява правата на достъп, валидира данните и изпълнява бизнес операциите.</w:t>
-      </w:r>
-      <w:r>
-        <w:br/>
-      </w:r>
-      <w:r>
-        <w:br/>
-        <w:t>Третият е слоят за данни — Django ORM, който превежда Python операциите в SQL заявки към базата данни.</w:t>
-      </w:r>
-      <w:r>
-        <w:br/>
-      </w:r>
-      <w:r>
-        <w:br/>
-        <w:t>Ключово архитектурно решение е принципът на нулево доверие към клиента: дори данни, изпратени от легитимния потребителски интерфейс, преминават през пълна проверка на сървъра. Системата никога не приема за даденост, че клиентът е изпратил коректни данни.</w:t>
-      </w:r>
-    </w:p>
-    <w:p>
-      <w:r>
-        <w:t>СЪВЕТ ЗА ПРЕДСТАВЯНЕ</w:t>
-      </w:r>
-    </w:p>
-    <w:p>
-      <w:r>
-        <w:t>Можеш да посочиш слайда и да кажеш „тук виждате трите слоя". Визуалният контакт с презентацията помага.</w:t>
-      </w:r>
-    </w:p>
-    <w:p>
-      <w:r>
-        <w:t>Базата данни се състои от 3 основни таблици.</w:t>
-      </w:r>
-    </w:p>
-    <w:p>
-      <w:r>
-        <w:t>Таблицата main_competition пази информацията за самото събитие — неговото наименование, текущото му съдържание и най-важното — официалния стартов момент.</w:t>
-      </w:r>
-    </w:p>
-    <w:p>
-      <w:r>
-        <w:t>Таблицата main_group съдържа категориите, в които се разпределят участниците — например деца, ученици или ветерани.</w:t>
-      </w:r>
-    </w:p>
-    <w:p>
-      <w:r>
-        <w:t>Таблицата main_athlete е основната оперативна таблица — там се записват данните на всеки участник, неговият стартов номер, категория, статус и резултатно время.</w:t>
-      </w:r>
-    </w:p>
-    <w:p>
-      <w:r>
-        <w:t>При проектирането съм следвал третата нормална форма, за да избегна дублиране на данни. Използвал съм и стратегията on_delete=PROTECT, която предотвратява случайно изтриване на записи с активни зависимости.</w:t>
+        <w:t>Крайният автомат е силна концепция — изговори го с увереност. Можеш да добавиш: „Това е стандартен подход в промишлен софтуер."</w:t>
       </w:r>
     </w:p>
     <w:p/>
     <w:p>
       <w:r>
-        <w:t>Слайд 6 от 10</w:t>
-      </w:r>
-    </w:p>
-    <w:p>
-      <w:r>
-        <w:t>Слайд 6 — Краен автомат</w:t>
-      </w:r>
-    </w:p>
-    <w:p>
-      <w:r>
-        <w:t>Системата управлява жизнения цикъл на събитието и участниците по модела на крайния автомат.</w:t>
-      </w:r>
-      <w:r>
-        <w:br/>
-      </w:r>
+        <w:t>Слайд 7 от 10</w:t>
+      </w:r>
+    </w:p>
+    <w:p>
+      <w:r>
+        <w:t>Слайд 7 — Алгоритми</w:t>
+      </w:r>
+    </w:p>
+    <w:p>
+      <w:r>
+        <w:t>Нека обясня как работи най-важният алгоритъм — отчитането на финиш.</w:t>
+      </w:r>
+      <w:r>
+        <w:br/>
+      </w:r>
+      <w:r>
+        <w:br/>
+        <w:t>Когато участник прекоси финалната линия, операторът натиска бутон в интерфейса. Браузърът изпраща HTTP заявка до сървъра. Сървърът като абсолютно първа операция — преди каквито и да е проверки — зах</w:t>
+      </w:r>
+      <w:r>
+        <w:t>ваща текущото UTC сървърно време</w:t>
+      </w:r>
+      <w:r>
+        <w:t>. Това е официалният момент на финиша. След това изчислява резултатното время като разлика между финишния момент и стартовия момент</w:t>
+      </w:r>
+      <w:r>
+        <w:t xml:space="preserve"> за да е точно</w:t>
+      </w:r>
+      <w:r>
+        <w:t>.</w:t>
+      </w:r>
+      <w:r>
+        <w:br/>
+      </w:r>
+      <w:r>
+        <w:br/>
+        <w:t>Клиентът не участва в изчислението по никакъв начин — той само изпраща сигнала.</w:t>
+      </w:r>
+      <w:r>
+        <w:br/>
+      </w:r>
+      <w:r>
+        <w:br/>
+        <w:t>Класирането се генерира динамично при всяко извличане — участниците се сортират по резултатно время, а при равенство — по реда на пристигане. Използвам транзакционно записване, което гарантира, че при грешка данните не остават в непълно съдържание.</w:t>
+      </w:r>
+    </w:p>
+    <w:p/>
+    <w:p>
+      <w:r>
+        <w:t>Слайд 8 от 10</w:t>
+      </w:r>
+    </w:p>
+    <w:p>
+      <w:r>
+        <w:t>Слайд 8 — Сигурност</w:t>
+      </w:r>
+    </w:p>
+    <w:p>
+      <w:r>
+        <w:t>Сигурността е разработена съгласно препоръките на организацията OWASP, която поддържа списък на най-критичните уязвимости в уеб приложенията.</w:t>
+      </w:r>
+      <w:r>
+        <w:br/>
+      </w:r>
+      <w:r>
+        <w:br/>
+        <w:t>Защитата срещу SQL инжекции е постигната чрез изключителното използване на Django ORM — никога не конкатенирам потребителски данни директно в SQL заявка.</w:t>
+      </w:r>
+      <w:r>
+        <w:br/>
+      </w:r>
+      <w:r>
+        <w:br/>
+        <w:t>Защитата срещу CSRF атаки е осигурена от вградения механизъм на Django с CSRF токени — всяка модифицираща заявка трябва да съдържа валиден токен, който злонамерена страница не може да знае.</w:t>
+      </w:r>
+      <w:r>
+        <w:br/>
+      </w:r>
+      <w:r>
+        <w:br/>
+        <w:t>Системата прилага принципа на защитата в дълбочина — всяка заявка преминава последователно през HTTP проверка, аутентикация, валидиране от сериализатора, проверка на бизнес логиката и накрая ограниченията на базата данни.</w:t>
+      </w:r>
+      <w:r>
+        <w:br/>
+      </w:r>
+      <w:r>
+        <w:br/>
+        <w:t>Дефинирани са две роли: администратор с пълен достъп и оператор с ограничени права.</w:t>
+      </w:r>
+    </w:p>
+    <w:p/>
+    <w:p>
+      <w:r>
+        <w:t>Слайд 9 от 10</w:t>
+      </w:r>
+    </w:p>
+    <w:p>
       <w:r>
         <w:lastRenderedPageBreak/>
-        <w:br/>
-        <w:t>Събитието може да се намира в три съдържания: CREATED — подготовка, STARTED — активно, и FINISHED — приключено. Преходите между тях са строго еднопосочни.</w:t>
-      </w:r>
-      <w:r>
-        <w:br/>
-      </w:r>
-      <w:r>
-        <w:br/>
-        <w:t>Участникът може да е в едно от четири съдържания: REGISTERED след регистрация, FINISHED след финиш, DQ ако е дисквалифициран, и NS ако не е стартирал.</w:t>
-      </w:r>
-      <w:r>
-        <w:br/>
-      </w:r>
-      <w:r>
-        <w:br/>
-        <w:t>Ключовото е, че системата проверява допустимостта на всеки преход преди да го изпълни. Например — не</w:t>
-      </w:r>
-      <w:r>
-        <w:t xml:space="preserve"> може да се запише финишно време</w:t>
+        <w:t>Слайд 9 — Реализация и тестване</w:t>
+      </w:r>
+    </w:p>
+    <w:p>
+      <w:r>
+        <w:t>Системата е разработена с Python и Django framework, като за интегрирана среда за програмиране съм използвал PyCharm. За база данни при разработката използвах SQLite, а системата е проектирана да работи и с MySQL в продукционна среда.</w:t>
+      </w:r>
+      <w:r>
+        <w:br/>
+      </w:r>
+      <w:r>
+        <w:br/>
+        <w:t>Проектът следва стандартната структура на Django приложение — models.py за структурата на данните, views.py за бизнес логиката, serializers.py за валидирането и urls.py за маршрутизацията.</w:t>
+      </w:r>
+      <w:r>
+        <w:br/>
+      </w:r>
+      <w:r>
+        <w:br/>
+        <w:t>Административният панел на Django дава пълен контрол върху данните без необходимост от директен достъп до базата данни.</w:t>
+      </w:r>
+      <w:r>
+        <w:br/>
+      </w:r>
+      <w:r>
+        <w:br/>
+        <w:t>Системата е тествана практически в реална работна ситуация — регистрирани са множество участници, стартирано е събитие, маркирани са финишни времена и е проверено правилното генериране на класирането. Резултатите потвърдиха, че системата работи стабилно и коректно.</w:t>
+      </w:r>
+    </w:p>
+    <w:p/>
+    <w:p>
+      <w:r>
+        <w:t>Слайд 10 от 10</w:t>
+      </w:r>
+    </w:p>
+    <w:p>
+      <w:r>
+        <w:t>Слайд 10 — Заключение</w:t>
+      </w:r>
+    </w:p>
+    <w:p>
+      <w:r>
+        <w:t>Като цяло</w:t>
+      </w:r>
+      <w:r>
+        <w:t xml:space="preserve"> — разработената система успешно решава поставените цели: осигурява точна регистрация на участниците, надеждно и обективно времеизмерване и автоматично формиране на класирането.</w:t>
+      </w:r>
+      <w:r>
+        <w:br/>
+      </w:r>
+      <w:r>
+        <w:br/>
+        <w:t>Чрез централизираната сървърна логика и принципа на нулево доверие към клиента е постигната висока степен на сигурност и невъзможност за манипулация на резултатите.</w:t>
+      </w:r>
+      <w:r>
+        <w:br/>
+      </w:r>
+      <w:r>
+        <w:br/>
+        <w:t>Системата има потенциал за реално приложение при организирането на лекоатлетически прояви, а архитектурата позволява бъдещо разширяване — например интеграция с хардуерни детектори за автоматично отчитане на финиш или генериране на PDF протоколи.</w:t>
+      </w:r>
+      <w:r>
+        <w:br/>
+      </w:r>
+      <w:r>
+        <w:br/>
+        <w:t>Проектът ми даде възможност да приложа на практика знания от областта на уеб технологиите, алгоритмите, базите данни и информационната сигурност.</w:t>
+      </w:r>
+      <w:r>
+        <w:br/>
+      </w:r>
+      <w:r>
+        <w:br/>
+        <w:t xml:space="preserve">Благодаря </w:t>
+      </w:r>
+      <w:r>
+        <w:t xml:space="preserve">ви </w:t>
+      </w:r>
+      <w:r>
+        <w:t xml:space="preserve">за </w:t>
+      </w:r>
+      <w:r>
+        <w:t xml:space="preserve">вашето </w:t>
+      </w:r>
+      <w:r>
+        <w:t xml:space="preserve">вниманието. Готов съм да отговоря на </w:t>
+      </w:r>
+      <w:r>
+        <w:t xml:space="preserve">вашите </w:t>
       </w:r>
       <w:bookmarkStart w:id="0" w:name="_GoBack"/>
       <w:bookmarkEnd w:id="0"/>
       <w:r>
-        <w:t>, ако събитието все още не е стартирало. При невалидна заявка сървърът връща грешка и отказва операцията.</w:t>
-      </w:r>
-      <w:r>
-        <w:br/>
-      </w:r>
-      <w:r>
-        <w:br/>
-        <w:t>Това гарантира, че данните винаги остават в логически коректно съдържание.</w:t>
-      </w:r>
-    </w:p>
-    <w:p>
-      <w:r>
-        <w:t>СЪВЕТ ЗА ПРЕДСТАВЯНЕ</w:t>
-      </w:r>
-    </w:p>
-    <w:p>
-      <w:r>
-        <w:t>Крайният автомат е силна концепция — изговори го с увереност. Можеш да добавиш: „Това е стандартен подход в промишлен софтуер."</w:t>
-      </w:r>
-    </w:p>
-    <w:p/>
-    <w:p>
-      <w:r>
-        <w:t>Слайд 7 от 10</w:t>
-      </w:r>
-    </w:p>
-    <w:p>
-      <w:r>
-        <w:t>Слайд 7 — Алгоритми</w:t>
-      </w:r>
-    </w:p>
-    <w:p>
-      <w:r>
-        <w:t>Нека обясня как работи най-важният алгоритъм — отчитането на финиш.</w:t>
-      </w:r>
-      <w:r>
-        <w:br/>
-      </w:r>
-      <w:r>
-        <w:br/>
-        <w:t>Когато участник прекоси финалната линия, операторът натиска бутон в интерфейса. Браузърът изпраща HTTP заявка до сървъра. Сървърът като абсолютно първа операция — преди каквито и да е проверки — захваща текущото UTC сървърно время. Това е официалният момент на финиша. След това изчислява резултатното время като разлика между финишния момент и стартовия момент.</w:t>
-      </w:r>
-      <w:r>
-        <w:br/>
-      </w:r>
-      <w:r>
-        <w:br/>
-        <w:t>Клиентът не участва в изчислението по никакъв начин — той само изпраща сигнала.</w:t>
-      </w:r>
-      <w:r>
-        <w:br/>
-      </w:r>
-      <w:r>
-        <w:br/>
-        <w:t>Класирането се генерира динамично при всяко извличане — участниците се сортират по резултатно время, а при равенство — по реда на пристигане. Използвам транзакционно записване, което гарантира, че при грешка данните не остават в непълно съдържание.</w:t>
-      </w:r>
-    </w:p>
-    <w:p/>
-    <w:p>
-      <w:r>
-        <w:t>Слайд 8 от 10</w:t>
-      </w:r>
-    </w:p>
-    <w:p>
-      <w:r>
-        <w:t>Слайд 8 — Сигурност</w:t>
-      </w:r>
-    </w:p>
-    <w:p>
-      <w:r>
-        <w:t>Сигурността е разработена съгласно препоръките на организацията OWASP, която поддържа списък на най-критичните уязвимости в уеб приложенията.</w:t>
-      </w:r>
-      <w:r>
-        <w:br/>
-      </w:r>
-      <w:r>
-        <w:br/>
-        <w:t>Защитата срещу SQL инжекции е постигната чрез изключителното използване на Django ORM — никога не конкатенирам потребителски данни директно в SQL заявка.</w:t>
-      </w:r>
-      <w:r>
-        <w:br/>
-      </w:r>
-      <w:r>
-        <w:br/>
-        <w:t xml:space="preserve">Защитата срещу CSRF атаки е осигурена от вградения механизъм на Django с CSRF токени — всяка модифицираща заявка трябва да съдържа валиден токен, който злонамерена страница </w:t>
-      </w:r>
-      <w:r>
-        <w:lastRenderedPageBreak/>
-        <w:t>не може да знае.</w:t>
-      </w:r>
-      <w:r>
-        <w:br/>
-      </w:r>
-      <w:r>
-        <w:br/>
-        <w:t>Системата прилага принципа на защитата в дълбочина — всяка заявка преминава последователно през HTTP проверка, аутентикация, валидиране от сериализатора, проверка на бизнес логиката и накрая ограниченията на базата данни.</w:t>
-      </w:r>
-      <w:r>
-        <w:br/>
-      </w:r>
-      <w:r>
-        <w:br/>
-        <w:t>Дефинирани са две роли: администратор с пълен достъп и оператор с ограничени права.</w:t>
-      </w:r>
-    </w:p>
-    <w:p/>
-    <w:p>
-      <w:r>
-        <w:t>Слайд 9 от 10</w:t>
-      </w:r>
-    </w:p>
-    <w:p>
-      <w:r>
-        <w:t>Слайд 9 — Реализация и тестване</w:t>
-      </w:r>
-    </w:p>
-    <w:p>
-      <w:r>
-        <w:t>Системата е разработена с Python и Django framework, като за интегрирана среда за програмиране съм използвал PyCharm. За база данни при разработката използвах SQLite, а системата е проектирана да работи и с MySQL в продукционна среда.</w:t>
-      </w:r>
-      <w:r>
-        <w:br/>
-      </w:r>
-      <w:r>
-        <w:br/>
-        <w:t>Проектът следва стандартната структура на Django приложение — models.py за структурата на данните, views.py за бизнес логиката, serializers.py за валидирането и urls.py за маршрутизацията.</w:t>
-      </w:r>
-      <w:r>
-        <w:br/>
-      </w:r>
-      <w:r>
-        <w:br/>
-        <w:t>Административният панел на Django дава пълен контрол върху данните без необходимост от директен достъп до базата данни.</w:t>
-      </w:r>
-      <w:r>
-        <w:br/>
-      </w:r>
-      <w:r>
-        <w:br/>
-        <w:t>Системата е тествана практически в реална работна ситуация — регистрирани са множество участници, стартирано е събитие, маркирани са финишни времена и е проверено правилното генериране на класирането. Резултатите потвърдиха, че системата работи стабилно и коректно.</w:t>
-      </w:r>
-    </w:p>
-    <w:p/>
-    <w:p>
-      <w:r>
-        <w:t>Слайд 10 от 10</w:t>
-      </w:r>
-    </w:p>
-    <w:p>
-      <w:r>
-        <w:t>Слайд 10 — Заключение</w:t>
-      </w:r>
-    </w:p>
-    <w:p>
-      <w:r>
-        <w:t>В заключение — разработената система успешно решава поставените цели: осигурява точна регистрация на участниците, надеждно и обективно времеизмерване и автоматично формиране на класирането.</w:t>
-      </w:r>
-      <w:r>
-        <w:br/>
-      </w:r>
-      <w:r>
-        <w:br/>
-        <w:t>Чрез централизираната сървърна логика и принципа на нулево доверие към клиента е постигната висока степен на сигурност и невъзможност за манипулация на резултатите.</w:t>
-      </w:r>
-      <w:r>
-        <w:br/>
-      </w:r>
-      <w:r>
-        <w:br/>
-        <w:t>Системата има потенциал за реално приложение при организирането на лекоатлетически прояви, а архитектурата позволява бъдещо разширяване — например интеграция с хардуерни детектори за автоматично отчитане на финиш или генериране на PDF протоколи.</w:t>
-      </w:r>
-      <w:r>
-        <w:br/>
-      </w:r>
-      <w:r>
-        <w:br/>
-        <w:t>Проектът ми даде възможност да приложа на практика знания от областта на уеб технологиите, алгоритмите, базите данни и информационната сигурност.</w:t>
-      </w:r>
-      <w:r>
-        <w:br/>
-      </w:r>
-      <w:r>
-        <w:br/>
-        <w:t>Благодаря за вниманието. Готов съм да отговоря на въпроси.</w:t>
+        <w:t>въпроси.</w:t>
       </w:r>
     </w:p>
     <w:p/>

--- a/work/DR/Резюме.docx
+++ b/work/DR/Резюме.docx
@@ -174,40 +174,51 @@
     </w:p>
     <w:p>
       <w:r>
-        <w:t>СЪВЕТ ЗА ПРЕДСТАВЯНЕ</w:t>
-      </w:r>
-    </w:p>
-    <w:p>
-      <w:r>
-        <w:t>Можеш да посочиш слайда и да кажеш „тук виждате трите слоя". Визуалният контакт с презентацията помага.</w:t>
-      </w:r>
-    </w:p>
-    <w:p>
-      <w:r>
-        <w:t>Базата данни се състои от 3 основни таблици.</w:t>
-      </w:r>
-    </w:p>
-    <w:p>
-      <w:r>
-        <w:t>Таблицата main_competition пази информацията за самото събитие — неговото наименование, текущото му съдържание и най-важното — официалния стартов момент.</w:t>
-      </w:r>
-    </w:p>
-    <w:p>
-      <w:r>
-        <w:t>Таблицата main_group съдържа категориите, в които се разпределят участниците — например деца, ученици или ветерани.</w:t>
-      </w:r>
-    </w:p>
-    <w:p>
-      <w:r>
-        <w:t>Таблицата main_athlete е основната оперативна таблица — там се записват данните на всеки участник, неговият стартов номер, категория, статус и резултатно время.</w:t>
-      </w:r>
-    </w:p>
-    <w:p>
-      <w:r>
+        <w:t>Слайд 5 — База данни</w:t>
+      </w:r>
+    </w:p>
+    <w:p>
+      <w:r>
+        <w:t>Базата данни се състои от четири основни таблици.</w:t>
+      </w:r>
+      <w:r>
+        <w:br/>
+      </w:r>
+      <w:r>
+        <w:br/>
+        <w:t>Таблицата Competition пази информацията за самото събитие — неговото наименование, текущото му съдържание и най-важното — официалния стартов момент.</w:t>
+      </w:r>
+      <w:r>
+        <w:br/>
+      </w:r>
+      <w:r>
+        <w:br/>
+        <w:t>Таблицата Group съдържа категориите, в които се разпределят участниците — например деца, ученици или ветерани.</w:t>
+      </w:r>
+      <w:r>
+        <w:br/>
+      </w:r>
+      <w:r>
+        <w:br/>
+        <w:t>Таблицата Athlete е основната оперативна таблица — там се записват данните на всеки участник, неговият стартов номер, категория, статус и резултатно время.</w:t>
+      </w:r>
+      <w:r>
+        <w:br/>
+      </w:r>
+      <w:r>
+        <w:br/>
+        <w:t>Четвъртата таблица AthletePhoto позволява прикачване на снимки към участниците.</w:t>
+      </w:r>
+      <w:r>
+        <w:br/>
+      </w:r>
+      <w:r>
+        <w:br/>
         <w:t>При проектирането съм следвал третата нормална форма, за да избегна дублиране на данни. Използвал съм и стратегията on_delete=PROTECT, която предотвратява случайно изтриване на записи с активни зависимости.</w:t>
       </w:r>
-    </w:p>
-    <w:p/>
+      <w:bookmarkStart w:id="0" w:name="_GoBack"/>
+      <w:bookmarkEnd w:id="0"/>
+    </w:p>
     <w:p>
       <w:r>
         <w:t>Слайд 6 от 10</w:t>
@@ -460,8 +471,6 @@
       <w:r>
         <w:t xml:space="preserve">вашите </w:t>
       </w:r>
-      <w:bookmarkStart w:id="0" w:name="_GoBack"/>
-      <w:bookmarkEnd w:id="0"/>
       <w:r>
         <w:t>въпроси.</w:t>
       </w:r>

--- a/work/DR/Резюме.docx
+++ b/work/DR/Резюме.docx
@@ -216,183 +216,180 @@
         <w:br/>
         <w:t>При проектирането съм следвал третата нормална форма, за да избегна дублиране на данни. Използвал съм и стратегията on_delete=PROTECT, която предотвратява случайно изтриване на записи с активни зависимости.</w:t>
       </w:r>
+    </w:p>
+    <w:p>
+      <w:r>
+        <w:t>Слайд 6 от 10</w:t>
+      </w:r>
+    </w:p>
+    <w:p>
+      <w:r>
+        <w:t>Слайд 6 — Краен автомат</w:t>
+      </w:r>
+    </w:p>
+    <w:p>
+      <w:r>
+        <w:t>Системата управлява жизнения цикъл на събитието и участниците по модела на крайния автомат.</w:t>
+      </w:r>
+      <w:r>
+        <w:br/>
+      </w:r>
+      <w:r>
+        <w:br/>
+        <w:t>Събитието може да се намира в три съдържания: CREATED — подготовка, STARTED — активно, и FINISHED — приключено. Преходите между тях са строго еднопосочни.</w:t>
+      </w:r>
+      <w:r>
+        <w:br/>
+      </w:r>
+      <w:r>
+        <w:br/>
+        <w:t>Участникът може да е в едно от четири съдържания: REGISTERED след регистрация, FINISHED след финиш, DQ ако е дисквалифициран, и NS ако не е стартирал.</w:t>
+      </w:r>
+      <w:r>
+        <w:br/>
+      </w:r>
+      <w:r>
+        <w:br/>
+        <w:t>Ключовото е, че системата проверява допустимостта на всеки преход преди да го изпълни. Например — не</w:t>
+      </w:r>
+      <w:r>
+        <w:t xml:space="preserve"> може да се запише финишно време</w:t>
+      </w:r>
+      <w:r>
+        <w:t xml:space="preserve">, ако събитието все още не е стартирало. </w:t>
+      </w:r>
+      <w:r>
+        <w:lastRenderedPageBreak/>
+        <w:t>При невалидна заявка сървърът връща грешка и отказва операцията.</w:t>
+      </w:r>
+      <w:r>
+        <w:br/>
+        <w:t>Това гарантира, че данните винаги остават в логически коректно съдържание.</w:t>
+      </w:r>
+    </w:p>
+    <w:p>
+      <w:r>
+        <w:t>Слайд 7 от 10</w:t>
+      </w:r>
+    </w:p>
+    <w:p>
+      <w:r>
+        <w:t>Слайд 7 — Алгоритми</w:t>
+      </w:r>
+    </w:p>
+    <w:p>
+      <w:r>
+        <w:t>Нека обясня как работи най-важният алгоритъм — отчитането на финиш.</w:t>
+      </w:r>
+      <w:r>
+        <w:br/>
+      </w:r>
+      <w:r>
+        <w:br/>
+        <w:t>Когато участник прекоси финалната линия, операторът натиска бутон в интерфейса. Браузърът изпраща HTTP заявка до сървъра. Сървърът като абсолютно първа операция — преди каквито и да е проверки — зах</w:t>
+      </w:r>
+      <w:r>
+        <w:t>ваща текущото UTC сървърно време</w:t>
+      </w:r>
+      <w:r>
+        <w:t>. Това е официалният момент на финиша. След т</w:t>
+      </w:r>
+      <w:r>
+        <w:t>ова изчислява резултатното време</w:t>
+      </w:r>
       <w:bookmarkStart w:id="0" w:name="_GoBack"/>
       <w:bookmarkEnd w:id="0"/>
-    </w:p>
-    <w:p>
-      <w:r>
-        <w:t>Слайд 6 от 10</w:t>
-      </w:r>
-    </w:p>
-    <w:p>
-      <w:r>
-        <w:t>Слайд 6 — Краен автомат</w:t>
-      </w:r>
-    </w:p>
-    <w:p>
-      <w:r>
-        <w:t>Системата управлява жизнения цикъл на събитието и участниците по модела на крайния автомат.</w:t>
-      </w:r>
-      <w:r>
-        <w:br/>
-      </w:r>
-      <w:r>
-        <w:br/>
-        <w:t>Събитието може да се намира в три съдържания: CREATED — подготовка, STARTED — активно, и FINISHED — приключено. Преходите между тях са строго еднопосочни.</w:t>
-      </w:r>
-      <w:r>
-        <w:br/>
-      </w:r>
-      <w:r>
-        <w:br/>
-        <w:t>Участникът може да е в едно от четири съдържания: REGISTERED след регистрация, FINISHED след финиш, DQ ако е дисквалифициран, и NS ако не е стартирал.</w:t>
-      </w:r>
-      <w:r>
-        <w:br/>
-      </w:r>
-      <w:r>
-        <w:br/>
-        <w:t>Ключовото е, че системата проверява допустимостта на всеки преход преди да го изпълни. Например — не</w:t>
-      </w:r>
-      <w:r>
-        <w:t xml:space="preserve"> може да се запише финишно време</w:t>
-      </w:r>
-      <w:r>
-        <w:t>, ако събитието все още не е стартирало. При невалидна заявка сървърът връща грешка и отказва операцията.</w:t>
+      <w:r>
+        <w:t xml:space="preserve"> като разлика между финишния момент и стартовия момент</w:t>
+      </w:r>
+      <w:r>
+        <w:t xml:space="preserve"> за да е точно</w:t>
+      </w:r>
+      <w:r>
+        <w:t>.</w:t>
+      </w:r>
+      <w:r>
+        <w:br/>
+      </w:r>
+      <w:r>
+        <w:br/>
+        <w:t>Клиентът не участва в изчислението по никакъв начин — той само изпраща сигнала.</w:t>
+      </w:r>
+      <w:r>
+        <w:br/>
+      </w:r>
+      <w:r>
+        <w:br/>
+        <w:t>Класирането се генерира динамично при всяко извличане — участниците се сортират по резултатно время, а при равенство — по реда на пристигане. Използвам транзакционно записване, което гарантира, че при грешка данните не остават в непълно съдържание.</w:t>
+      </w:r>
+    </w:p>
+    <w:p/>
+    <w:p>
+      <w:r>
+        <w:t>Слайд 8 от 10</w:t>
+      </w:r>
+    </w:p>
+    <w:p>
+      <w:r>
+        <w:t>Слайд 8 — Сигурност</w:t>
+      </w:r>
+    </w:p>
+    <w:p>
+      <w:r>
+        <w:t>Сигурността е разработена съгласно препоръките на организацията OWASP, която поддържа списък на най-критичните уязвимости в уеб приложенията.</w:t>
+      </w:r>
+      <w:r>
+        <w:br/>
+      </w:r>
+      <w:r>
+        <w:br/>
+        <w:t>Защитата срещу SQL инжекции е постигната чрез изключителното използване на Django ORM — никога не конкатенирам потребителски данни директно в SQL заявка.</w:t>
+      </w:r>
+      <w:r>
+        <w:br/>
+      </w:r>
+      <w:r>
+        <w:br/>
+        <w:t>Защитата срещу CSRF атаки е осигурена от вградения механизъм на Django с CSRF токени — всяка модифицираща заявка трябва да съдържа валиден токен, който злонамерена страница не може да знае.</w:t>
+      </w:r>
+      <w:r>
+        <w:br/>
+      </w:r>
+      <w:r>
+        <w:br/>
+        <w:t>Системата прилага принципа на защитата в дълбочина — всяка заявка преминава последователно през HTTP проверка, аутентикация, валидиране от сериализатора, проверка на бизнес логиката и накрая ограниченията на базата данни.</w:t>
+      </w:r>
+      <w:r>
+        <w:br/>
+      </w:r>
+      <w:r>
+        <w:br/>
+        <w:t>Дефинирани са две роли: администратор с пълен достъп и оператор с ограничени права.</w:t>
+      </w:r>
+    </w:p>
+    <w:p/>
+    <w:p>
+      <w:r>
+        <w:t>Слайд 9 от 10</w:t>
+      </w:r>
+    </w:p>
+    <w:p>
+      <w:r>
+        <w:t>Слайд 9 — Реализация и тестване</w:t>
+      </w:r>
+    </w:p>
+    <w:p>
+      <w:r>
+        <w:t>Системата е разработена с Python и Django framework, като за интегрирана среда за програмиране съм използвал PyCharm. За база данни при разработката използвах SQLite, а системата е проектирана да работи и с MySQL в продукционна среда.</w:t>
+      </w:r>
+      <w:r>
+        <w:br/>
       </w:r>
       <w:r>
         <w:br/>
       </w:r>
       <w:r>
         <w:lastRenderedPageBreak/>
-        <w:br/>
-        <w:t>Това гарантира, че данните винаги остават в логически коректно съдържание.</w:t>
-      </w:r>
-    </w:p>
-    <w:p>
-      <w:r>
-        <w:t>СЪВЕТ ЗА ПРЕДСТАВЯНЕ</w:t>
-      </w:r>
-    </w:p>
-    <w:p>
-      <w:r>
-        <w:t>Крайният автомат е силна концепция — изговори го с увереност. Можеш да добавиш: „Това е стандартен подход в промишлен софтуер."</w:t>
-      </w:r>
-    </w:p>
-    <w:p/>
-    <w:p>
-      <w:r>
-        <w:t>Слайд 7 от 10</w:t>
-      </w:r>
-    </w:p>
-    <w:p>
-      <w:r>
-        <w:t>Слайд 7 — Алгоритми</w:t>
-      </w:r>
-    </w:p>
-    <w:p>
-      <w:r>
-        <w:t>Нека обясня как работи най-важният алгоритъм — отчитането на финиш.</w:t>
-      </w:r>
-      <w:r>
-        <w:br/>
-      </w:r>
-      <w:r>
-        <w:br/>
-        <w:t>Когато участник прекоси финалната линия, операторът натиска бутон в интерфейса. Браузърът изпраща HTTP заявка до сървъра. Сървърът като абсолютно първа операция — преди каквито и да е проверки — зах</w:t>
-      </w:r>
-      <w:r>
-        <w:t>ваща текущото UTC сървърно време</w:t>
-      </w:r>
-      <w:r>
-        <w:t>. Това е официалният момент на финиша. След това изчислява резултатното время като разлика между финишния момент и стартовия момент</w:t>
-      </w:r>
-      <w:r>
-        <w:t xml:space="preserve"> за да е точно</w:t>
-      </w:r>
-      <w:r>
-        <w:t>.</w:t>
-      </w:r>
-      <w:r>
-        <w:br/>
-      </w:r>
-      <w:r>
-        <w:br/>
-        <w:t>Клиентът не участва в изчислението по никакъв начин — той само изпраща сигнала.</w:t>
-      </w:r>
-      <w:r>
-        <w:br/>
-      </w:r>
-      <w:r>
-        <w:br/>
-        <w:t>Класирането се генерира динамично при всяко извличане — участниците се сортират по резултатно время, а при равенство — по реда на пристигане. Използвам транзакционно записване, което гарантира, че при грешка данните не остават в непълно съдържание.</w:t>
-      </w:r>
-    </w:p>
-    <w:p/>
-    <w:p>
-      <w:r>
-        <w:t>Слайд 8 от 10</w:t>
-      </w:r>
-    </w:p>
-    <w:p>
-      <w:r>
-        <w:t>Слайд 8 — Сигурност</w:t>
-      </w:r>
-    </w:p>
-    <w:p>
-      <w:r>
-        <w:t>Сигурността е разработена съгласно препоръките на организацията OWASP, която поддържа списък на най-критичните уязвимости в уеб приложенията.</w:t>
-      </w:r>
-      <w:r>
-        <w:br/>
-      </w:r>
-      <w:r>
-        <w:br/>
-        <w:t>Защитата срещу SQL инжекции е постигната чрез изключителното използване на Django ORM — никога не конкатенирам потребителски данни директно в SQL заявка.</w:t>
-      </w:r>
-      <w:r>
-        <w:br/>
-      </w:r>
-      <w:r>
-        <w:br/>
-        <w:t>Защитата срещу CSRF атаки е осигурена от вградения механизъм на Django с CSRF токени — всяка модифицираща заявка трябва да съдържа валиден токен, който злонамерена страница не може да знае.</w:t>
-      </w:r>
-      <w:r>
-        <w:br/>
-      </w:r>
-      <w:r>
-        <w:br/>
-        <w:t>Системата прилага принципа на защитата в дълбочина — всяка заявка преминава последователно през HTTP проверка, аутентикация, валидиране от сериализатора, проверка на бизнес логиката и накрая ограниченията на базата данни.</w:t>
-      </w:r>
-      <w:r>
-        <w:br/>
-      </w:r>
-      <w:r>
-        <w:br/>
-        <w:t>Дефинирани са две роли: администратор с пълен достъп и оператор с ограничени права.</w:t>
-      </w:r>
-    </w:p>
-    <w:p/>
-    <w:p>
-      <w:r>
-        <w:t>Слайд 9 от 10</w:t>
-      </w:r>
-    </w:p>
-    <w:p>
-      <w:r>
-        <w:lastRenderedPageBreak/>
-        <w:t>Слайд 9 — Реализация и тестване</w:t>
-      </w:r>
-    </w:p>
-    <w:p>
-      <w:r>
-        <w:t>Системата е разработена с Python и Django framework, като за интегрирана среда за програмиране съм използвал PyCharm. За база данни при разработката използвах SQLite, а системата е проектирана да работи и с MySQL в продукционна среда.</w:t>
-      </w:r>
-      <w:r>
-        <w:br/>
-      </w:r>
-      <w:r>
-        <w:br/>
         <w:t>Проектът следва стандартната структура на Django приложение — models.py за структурата на данните, views.py за бизнес логиката, serializers.py за валидирането и urls.py за маршрутизацията.</w:t>
       </w:r>
       <w:r>
